--- a/PronMax.docx
+++ b/PronMax.docx
@@ -1,6 +1,6 @@
 
 <file path=word/document.xml><?xml version="1.0" encoding="utf-8"?>
-<w:document xmlns:wpc="http://schemas.microsoft.com/office/word/2010/wordprocessingCanvas" xmlns:cx="http://schemas.microsoft.com/office/drawing/2014/chartex" xmlns:cx1="http://schemas.microsoft.com/office/drawing/2015/9/8/chartex" xmlns:cx2="http://schemas.microsoft.com/office/drawing/2015/10/21/chartex" xmlns:cx3="http://schemas.microsoft.com/office/drawing/2016/5/9/chartex" xmlns:cx4="http://schemas.microsoft.com/office/drawing/2016/5/10/chartex" xmlns:cx5="http://schemas.microsoft.com/office/drawing/2016/5/11/chartex" xmlns:cx6="http://schemas.microsoft.com/office/drawing/2016/5/12/chartex" xmlns:cx7="http://schemas.microsoft.com/office/drawing/2016/5/13/chartex" xmlns:cx8="http://schemas.microsoft.com/office/drawing/2016/5/14/chartex" xmlns:mc="http://schemas.openxmlformats.org/markup-compatibility/2006" xmlns:aink="http://schemas.microsoft.com/office/drawing/2016/ink" xmlns:am3d="http://schemas.microsoft.com/office/drawing/2017/model3d" xmlns:o="urn:schemas-microsoft-com:office:office" xmlns:oel="http://schemas.microsoft.com/office/2019/extlst" xmlns:r="http://schemas.openxmlformats.org/officeDocument/2006/relationships" xmlns:m="http://schemas.openxmlformats.org/officeDocument/2006/math" xmlns:v="urn:schemas-microsoft-com:vml" xmlns:wp14="http://schemas.microsoft.com/office/word/2010/wordprocessingDrawing" xmlns:wp="http://schemas.openxmlformats.org/drawingml/2006/wordprocessingDrawing" xmlns:w10="urn:schemas-microsoft-com:office:word" xmlns:w="http://schemas.openxmlformats.org/wordprocessingml/2006/main" xmlns:w14="http://schemas.microsoft.com/office/word/2010/wordml" xmlns:w15="http://schemas.microsoft.com/office/word/2012/wordml" xmlns:w16cex="http://schemas.microsoft.com/office/word/2018/wordml/cex" xmlns:w16cid="http://schemas.microsoft.com/office/word/2016/wordml/cid" xmlns:w16="http://schemas.microsoft.com/office/word/2018/wordml" xmlns:w16du="http://schemas.microsoft.com/office/word/2023/wordml/word16du" xmlns:w16sdtdh="http://schemas.microsoft.com/office/word/2020/wordml/sdtdatahash" xmlns:w16sdtfl="http://schemas.microsoft.com/office/word/2024/wordml/sdtformatlock" xmlns:w16se="http://schemas.microsoft.com/office/word/2015/wordml/symex" xmlns:wpg="http://schemas.microsoft.com/office/word/2010/wordprocessingGroup" xmlns:wpi="http://schemas.microsoft.com/office/word/2010/wordprocessingInk" xmlns:wne="http://schemas.microsoft.com/office/word/2006/wordml" xmlns:wps="http://schemas.microsoft.com/office/word/2010/wordprocessingShape" mc:Ignorable="w14 w15 w16se w16cid w16 w16cex w16sdtdh w16sdtfl w16du wp14">
+<w:document xmlns:wpc="http://schemas.microsoft.com/office/word/2010/wordprocessingCanvas" xmlns:cx="http://schemas.microsoft.com/office/drawing/2014/chartex" xmlns:cx1="http://schemas.microsoft.com/office/drawing/2015/9/8/chartex" xmlns:cx2="http://schemas.microsoft.com/office/drawing/2015/10/21/chartex" xmlns:cx3="http://schemas.microsoft.com/office/drawing/2016/5/9/chartex" xmlns:cx4="http://schemas.microsoft.com/office/drawing/2016/5/10/chartex" xmlns:cx5="http://schemas.microsoft.com/office/drawing/2016/5/11/chartex" xmlns:cx6="http://schemas.microsoft.com/office/drawing/2016/5/12/chartex" xmlns:cx7="http://schemas.microsoft.com/office/drawing/2016/5/13/chartex" xmlns:cx8="http://schemas.microsoft.com/office/drawing/2016/5/14/chartex" xmlns:mc="http://schemas.openxmlformats.org/markup-compatibility/2006" xmlns:aink="http://schemas.microsoft.com/office/drawing/2016/ink" xmlns:am3d="http://schemas.microsoft.com/office/drawing/2017/model3d" xmlns:o="urn:schemas-microsoft-com:office:office" xmlns:oel="http://schemas.microsoft.com/office/2019/extlst" xmlns:r="http://schemas.openxmlformats.org/officeDocument/2006/relationships" xmlns:m="http://schemas.openxmlformats.org/officeDocument/2006/math" xmlns:v="urn:schemas-microsoft-com:vml" xmlns:wp14="http://schemas.microsoft.com/office/word/2010/wordprocessingDrawing" xmlns:wp="http://schemas.openxmlformats.org/drawingml/2006/wordprocessingDrawing" xmlns:w10="urn:schemas-microsoft-com:office:word" xmlns:w="http://schemas.openxmlformats.org/wordprocessingml/2006/main" xmlns:w14="http://schemas.microsoft.com/office/word/2010/wordml" xmlns:w15="http://schemas.microsoft.com/office/word/2012/wordml" xmlns:w16cex="http://schemas.microsoft.com/office/word/2018/wordml/cex" xmlns:w16cid="http://schemas.microsoft.com/office/word/2016/wordml/cid" xmlns:w16="http://schemas.microsoft.com/office/word/2018/wordml" xmlns:w16sdtdh="http://schemas.microsoft.com/office/word/2020/wordml/sdtdatahash" xmlns:w16se="http://schemas.microsoft.com/office/word/2015/wordml/symex" xmlns:wpg="http://schemas.microsoft.com/office/word/2010/wordprocessingGroup" xmlns:wpi="http://schemas.microsoft.com/office/word/2010/wordprocessingInk" xmlns:wne="http://schemas.microsoft.com/office/word/2006/wordml" xmlns:wps="http://schemas.microsoft.com/office/word/2010/wordprocessingShape" mc:Ignorable="w14 w15 w16se w16cid w16 w16cex w16sdtdh wp14">
   <w:body>
     <w:p>
       <w:pPr>
@@ -254,35 +254,27 @@
         <w:pStyle w:val="Prrafodelista"/>
         <w:spacing w:after="0"/>
         <w:rPr>
-          <w:lang w:val="es-ES"/>
-        </w:rPr>
-      </w:pPr>
-      <w:proofErr w:type="spellStart"/>
-      <w:r>
-        <w:rPr>
-          <w:lang w:val="es-ES"/>
-        </w:rPr>
-        <w:t>Select</w:t>
-      </w:r>
-      <w:proofErr w:type="spellEnd"/>
-      <w:r>
-        <w:rPr>
-          <w:lang w:val="es-ES"/>
-        </w:rPr>
-        <w:t xml:space="preserve"> * </w:t>
-      </w:r>
-    </w:p>
-    <w:p>
-      <w:pPr>
-        <w:pStyle w:val="Prrafodelista"/>
-        <w:spacing w:after="0"/>
-        <w:rPr>
-          <w:lang w:val="es-ES"/>
-        </w:rPr>
-      </w:pPr>
-      <w:r>
-        <w:rPr>
-          <w:lang w:val="es-ES"/>
+          <w:lang w:val="en-US"/>
+        </w:rPr>
+      </w:pPr>
+      <w:r>
+        <w:rPr>
+          <w:lang w:val="en-US"/>
+        </w:rPr>
+        <w:t xml:space="preserve">Select * </w:t>
+      </w:r>
+    </w:p>
+    <w:p>
+      <w:pPr>
+        <w:pStyle w:val="Prrafodelista"/>
+        <w:spacing w:after="0"/>
+        <w:rPr>
+          <w:lang w:val="en-US"/>
+        </w:rPr>
+      </w:pPr>
+      <w:r>
+        <w:rPr>
+          <w:lang w:val="en-US"/>
         </w:rPr>
         <w:tab/>
         <w:t xml:space="preserve">From </w:t>
@@ -290,28 +282,28 @@
       <w:proofErr w:type="spellStart"/>
       <w:r>
         <w:rPr>
-          <w:lang w:val="es-ES"/>
+          <w:lang w:val="en-US"/>
         </w:rPr>
         <w:t>Empresa.FN_ExtractoCobranzaPorDias</w:t>
       </w:r>
       <w:proofErr w:type="spellEnd"/>
       <w:r>
         <w:rPr>
-          <w:lang w:val="es-ES"/>
+          <w:lang w:val="en-US"/>
         </w:rPr>
         <w:t>(@</w:t>
       </w:r>
       <w:proofErr w:type="gramStart"/>
       <w:r>
         <w:rPr>
-          <w:lang w:val="es-ES"/>
+          <w:lang w:val="en-US"/>
         </w:rPr>
         <w:t>FechaActual,@</w:t>
       </w:r>
       <w:proofErr w:type="gramEnd"/>
       <w:r>
         <w:rPr>
-          <w:lang w:val="es-ES"/>
+          <w:lang w:val="en-US"/>
         </w:rPr>
         <w:t xml:space="preserve">pFechaCorte)  </w:t>
       </w:r>
@@ -326,7 +318,7 @@
       </w:pPr>
       <w:r>
         <w:rPr>
-          <w:lang w:val="es-ES"/>
+          <w:lang w:val="en-US"/>
         </w:rPr>
         <w:tab/>
       </w:r>
@@ -539,15 +531,39 @@
       </w:r>
       <w:proofErr w:type="gramEnd"/>
       <w:r>
+        <w:t>,TipoTransaccion,Fecha,Identificador</w:t>
+      </w:r>
+      <w:proofErr w:type="spellEnd"/>
+      <w:r>
         <w:t>,</w:t>
       </w:r>
+    </w:p>
+    <w:p>
+      <w:pPr>
+        <w:pStyle w:val="Prrafodelista"/>
+      </w:pPr>
+      <w:r>
+        <w:tab/>
+      </w:r>
+      <w:r>
+        <w:tab/>
+      </w:r>
+      <w:proofErr w:type="spellStart"/>
       <w:proofErr w:type="gramStart"/>
       <w:r>
-        <w:t>TipoTransaccion,Fecha</w:t>
+        <w:t>NombreProveedor,SubTotal</w:t>
       </w:r>
       <w:proofErr w:type="gramEnd"/>
       <w:r>
-        <w:t>,Identificador</w:t>
+        <w:t>,Descuento</w:t>
+      </w:r>
+      <w:proofErr w:type="spellEnd"/>
+      <w:r>
+        <w:t xml:space="preserve">, </w:t>
+      </w:r>
+      <w:proofErr w:type="spellStart"/>
+      <w:r>
+        <w:t>ValorIVA,RetencionIVA</w:t>
       </w:r>
       <w:proofErr w:type="spellEnd"/>
       <w:r>
@@ -565,133 +581,144 @@
         <w:tab/>
       </w:r>
       <w:proofErr w:type="spellStart"/>
+      <w:r>
+        <w:t>TotalDocumento</w:t>
+      </w:r>
+      <w:proofErr w:type="spellEnd"/>
+      <w:r>
+        <w:t xml:space="preserve">, </w:t>
+      </w:r>
+      <w:proofErr w:type="spellStart"/>
+      <w:r>
+        <w:t>NombreEmpresa</w:t>
+      </w:r>
+      <w:proofErr w:type="spellEnd"/>
+    </w:p>
+    <w:p>
+      <w:pPr>
+        <w:pStyle w:val="Prrafodelista"/>
+      </w:pPr>
+      <w:r>
+        <w:tab/>
+      </w:r>
+      <w:proofErr w:type="spellStart"/>
+      <w:r>
+        <w:t>From</w:t>
+      </w:r>
+      <w:proofErr w:type="spellEnd"/>
+      <w:r>
+        <w:t xml:space="preserve"> [</w:t>
+      </w:r>
+      <w:proofErr w:type="spellStart"/>
+      <w:r>
+        <w:t>dbo</w:t>
+      </w:r>
+      <w:proofErr w:type="spellEnd"/>
       <w:proofErr w:type="gramStart"/>
       <w:r>
-        <w:t>NombreProveedor,SubTotal</w:t>
-      </w:r>
+        <w:t>].[</w:t>
+      </w:r>
+      <w:proofErr w:type="spellStart"/>
       <w:proofErr w:type="gramEnd"/>
       <w:r>
-        <w:t>,Descuento</w:t>
-      </w:r>
-      <w:proofErr w:type="spellEnd"/>
-      <w:r>
-        <w:t xml:space="preserve">, </w:t>
-      </w:r>
-      <w:proofErr w:type="spellStart"/>
+        <w:t>vReporte_DetalladoCompras</w:t>
+      </w:r>
+      <w:proofErr w:type="spellEnd"/>
+      <w:r>
+        <w:t xml:space="preserve">] </w:t>
+      </w:r>
+    </w:p>
+    <w:p>
+      <w:pPr>
+        <w:pStyle w:val="Prrafodelista"/>
+        <w:rPr>
+          <w:lang w:val="en-US"/>
+        </w:rPr>
+      </w:pPr>
+      <w:r>
+        <w:tab/>
+      </w:r>
+      <w:r>
+        <w:rPr>
+          <w:lang w:val="en-US"/>
+        </w:rPr>
+        <w:t xml:space="preserve">Where </w:t>
+      </w:r>
+      <w:proofErr w:type="spellStart"/>
+      <w:r>
+        <w:rPr>
+          <w:lang w:val="en-US"/>
+        </w:rPr>
+        <w:t>IdEmpresa</w:t>
+      </w:r>
+      <w:proofErr w:type="spellEnd"/>
+      <w:r>
+        <w:rPr>
+          <w:lang w:val="en-US"/>
+        </w:rPr>
+        <w:t xml:space="preserve"> = @pIdEmpresa And</w:t>
+      </w:r>
+    </w:p>
+    <w:p>
+      <w:pPr>
+        <w:pStyle w:val="Prrafodelista"/>
+        <w:spacing w:after="0"/>
+        <w:rPr>
+          <w:lang w:val="en-US"/>
+        </w:rPr>
+      </w:pPr>
+      <w:r>
+        <w:rPr>
+          <w:lang w:val="en-US"/>
+        </w:rPr>
+        <w:tab/>
+      </w:r>
+      <w:r>
+        <w:rPr>
+          <w:lang w:val="en-US"/>
+        </w:rPr>
+        <w:tab/>
+      </w:r>
+      <w:proofErr w:type="spellStart"/>
+      <w:r>
+        <w:rPr>
+          <w:lang w:val="en-US"/>
+        </w:rPr>
+        <w:t>Fecha</w:t>
+      </w:r>
+      <w:proofErr w:type="spellEnd"/>
+      <w:r>
+        <w:rPr>
+          <w:lang w:val="en-US"/>
+        </w:rPr>
+        <w:t xml:space="preserve"> </w:t>
+      </w:r>
+      <w:proofErr w:type="spellStart"/>
+      <w:r>
+        <w:rPr>
+          <w:lang w:val="en-US"/>
+        </w:rPr>
+        <w:t>BetWeen</w:t>
+      </w:r>
+      <w:proofErr w:type="spellEnd"/>
+      <w:r>
+        <w:rPr>
+          <w:lang w:val="en-US"/>
+        </w:rPr>
+        <w:t xml:space="preserve"> @pFechaInicial </w:t>
+      </w:r>
       <w:proofErr w:type="gramStart"/>
       <w:r>
-        <w:t>ValorIVA,RetencionIVA</w:t>
-      </w:r>
-      <w:proofErr w:type="spellEnd"/>
+        <w:rPr>
+          <w:lang w:val="en-US"/>
+        </w:rPr>
+        <w:t>And  @</w:t>
+      </w:r>
       <w:proofErr w:type="gramEnd"/>
       <w:r>
-        <w:t>,</w:t>
-      </w:r>
-    </w:p>
-    <w:p>
-      <w:pPr>
-        <w:pStyle w:val="Prrafodelista"/>
-      </w:pPr>
-      <w:r>
-        <w:tab/>
-      </w:r>
-      <w:r>
-        <w:tab/>
-      </w:r>
-      <w:proofErr w:type="spellStart"/>
-      <w:r>
-        <w:t>TotalDocumento</w:t>
-      </w:r>
-      <w:proofErr w:type="spellEnd"/>
-      <w:r>
-        <w:t xml:space="preserve">, </w:t>
-      </w:r>
-      <w:proofErr w:type="spellStart"/>
-      <w:r>
-        <w:t>NombreEmpresa</w:t>
-      </w:r>
-      <w:proofErr w:type="spellEnd"/>
-    </w:p>
-    <w:p>
-      <w:pPr>
-        <w:pStyle w:val="Prrafodelista"/>
-      </w:pPr>
-      <w:r>
-        <w:tab/>
-        <w:t>From [</w:t>
-      </w:r>
-      <w:proofErr w:type="spellStart"/>
-      <w:r>
-        <w:t>dbo</w:t>
-      </w:r>
-      <w:proofErr w:type="spellEnd"/>
-      <w:proofErr w:type="gramStart"/>
-      <w:r>
-        <w:t>].[</w:t>
-      </w:r>
-      <w:proofErr w:type="spellStart"/>
-      <w:proofErr w:type="gramEnd"/>
-      <w:r>
-        <w:t>vReporte_DetalladoCompras</w:t>
-      </w:r>
-      <w:proofErr w:type="spellEnd"/>
-      <w:r>
-        <w:t xml:space="preserve">] </w:t>
-      </w:r>
-    </w:p>
-    <w:p>
-      <w:pPr>
-        <w:pStyle w:val="Prrafodelista"/>
-      </w:pPr>
-      <w:r>
-        <w:tab/>
-      </w:r>
-      <w:proofErr w:type="spellStart"/>
-      <w:r>
-        <w:t>Where</w:t>
-      </w:r>
-      <w:proofErr w:type="spellEnd"/>
-      <w:r>
-        <w:t xml:space="preserve"> </w:t>
-      </w:r>
-      <w:proofErr w:type="spellStart"/>
-      <w:r>
-        <w:t>IdEmpresa</w:t>
-      </w:r>
-      <w:proofErr w:type="spellEnd"/>
-      <w:r>
-        <w:t xml:space="preserve"> = @pIdEmpresa And</w:t>
-      </w:r>
-    </w:p>
-    <w:p>
-      <w:pPr>
-        <w:pStyle w:val="Prrafodelista"/>
-        <w:spacing w:after="0"/>
-        <w:rPr>
-          <w:lang w:val="es-ES"/>
-        </w:rPr>
-      </w:pPr>
-      <w:r>
-        <w:tab/>
-      </w:r>
-      <w:r>
-        <w:tab/>
-        <w:t xml:space="preserve">Fecha </w:t>
-      </w:r>
-      <w:proofErr w:type="spellStart"/>
-      <w:r>
-        <w:t>BetWeen</w:t>
-      </w:r>
-      <w:proofErr w:type="spellEnd"/>
-      <w:r>
-        <w:t xml:space="preserve"> @pFechaInicial </w:t>
-      </w:r>
-      <w:proofErr w:type="gramStart"/>
-      <w:r>
-        <w:t>And  @</w:t>
-      </w:r>
-      <w:proofErr w:type="gramEnd"/>
-      <w:r>
+        <w:rPr>
+          <w:lang w:val="en-US"/>
+        </w:rPr>
         <w:t>pFechaFinal</w:t>
       </w:r>
     </w:p>
@@ -700,16 +727,16 @@
         <w:pStyle w:val="Prrafodelista"/>
         <w:spacing w:after="0"/>
         <w:rPr>
-          <w:lang w:val="es-ES"/>
-        </w:rPr>
-      </w:pPr>
-    </w:p>
-    <w:p>
-      <w:pPr>
-        <w:pStyle w:val="Prrafodelista"/>
-        <w:spacing w:after="0"/>
-        <w:rPr>
-          <w:lang w:val="es-ES"/>
+          <w:lang w:val="en-US"/>
+        </w:rPr>
+      </w:pPr>
+    </w:p>
+    <w:p>
+      <w:pPr>
+        <w:pStyle w:val="Prrafodelista"/>
+        <w:spacing w:after="0"/>
+        <w:rPr>
+          <w:lang w:val="en-US"/>
         </w:rPr>
       </w:pPr>
     </w:p>
@@ -980,62 +1007,441 @@
         <w:rPr>
           <w:lang w:val="es-ES"/>
         </w:rPr>
-        <w:t xml:space="preserve"> bonito y muy funcional al usuario </w:t>
+        <w:t xml:space="preserve"> bonito y muy funcional al usuario final . donde al momento de mostrar el resultado de la consulta, debe de permitir tener búsqueda </w:t>
       </w:r>
       <w:proofErr w:type="gramStart"/>
       <w:r>
         <w:rPr>
           <w:lang w:val="es-ES"/>
         </w:rPr>
-        <w:t>final .</w:t>
+        <w:t>generales ,</w:t>
       </w:r>
       <w:proofErr w:type="gramEnd"/>
       <w:r>
         <w:rPr>
           <w:lang w:val="es-ES"/>
         </w:rPr>
-        <w:t xml:space="preserve"> donde al momento de mostrar el resultado de la consulta, debe de permitir tener búsqueda </w:t>
+        <w:t xml:space="preserve"> filtros por cada campo, permitir exportar a Excel , si es posible busca y analiza algún componente que exista</w:t>
+      </w:r>
+      <w:r>
+        <w:rPr>
+          <w:lang w:val="es-ES"/>
+        </w:rPr>
+        <w:t xml:space="preserve"> y se pueda utilizar en este proyecto</w:t>
+      </w:r>
+      <w:r>
+        <w:rPr>
+          <w:lang w:val="es-ES"/>
+        </w:rPr>
+        <w:t xml:space="preserve"> y se pueda utilizar y aplicar</w:t>
+      </w:r>
+      <w:r>
+        <w:rPr>
+          <w:lang w:val="es-ES"/>
+        </w:rPr>
+        <w:t>.</w:t>
+      </w:r>
+    </w:p>
+    <w:p>
+      <w:pPr>
+        <w:pStyle w:val="Prrafodelista"/>
+        <w:spacing w:after="0"/>
+        <w:rPr>
+          <w:lang w:val="es-ES"/>
+        </w:rPr>
+      </w:pPr>
+      <w:r>
+        <w:rPr>
+          <w:lang w:val="es-ES"/>
+        </w:rPr>
+        <w:t xml:space="preserve">Dentro de este Visor de reportes es que de forma inicial se carguen los reportes existentes y que por cada módulo poder filtrar los </w:t>
       </w:r>
       <w:proofErr w:type="gramStart"/>
       <w:r>
         <w:rPr>
           <w:lang w:val="es-ES"/>
         </w:rPr>
-        <w:t>generales ,</w:t>
+        <w:t>reportes existente</w:t>
       </w:r>
       <w:proofErr w:type="gramEnd"/>
-      <w:r>
-        <w:rPr>
-          <w:lang w:val="es-ES"/>
-        </w:rPr>
-        <w:t xml:space="preserve"> filtros por cada campo, permitir exportar a </w:t>
+    </w:p>
+    <w:p>
+      <w:pPr>
+        <w:pStyle w:val="Prrafodelista"/>
+        <w:spacing w:after="0"/>
+        <w:rPr>
+          <w:lang w:val="es-ES"/>
+        </w:rPr>
+      </w:pPr>
+      <w:r>
+        <w:rPr>
+          <w:lang w:val="es-ES"/>
+        </w:rPr>
+        <w:t xml:space="preserve">Y cuando el usuario seleccione el reporte de forma automática muestra el resultado de la ejecución del </w:t>
+      </w:r>
+      <w:proofErr w:type="spellStart"/>
+      <w:r>
+        <w:rPr>
+          <w:lang w:val="es-ES"/>
+        </w:rPr>
+        <w:t>query</w:t>
+      </w:r>
+      <w:proofErr w:type="spellEnd"/>
+      <w:r>
+        <w:rPr>
+          <w:lang w:val="es-ES"/>
+        </w:rPr>
+        <w:t>, ahora si este reporte requiere parámetros primero que se muestre los textos para poder ingresar los valores y ya exista un botón para mostrar o ejecutar el reporte</w:t>
+      </w:r>
+    </w:p>
+    <w:p>
+      <w:pPr>
+        <w:pStyle w:val="Prrafodelista"/>
+        <w:spacing w:after="0"/>
+        <w:rPr>
+          <w:lang w:val="es-ES"/>
+        </w:rPr>
+      </w:pPr>
+    </w:p>
+    <w:p>
+      <w:pPr>
+        <w:spacing w:after="0"/>
+        <w:rPr>
+          <w:lang w:val="es-ES"/>
+        </w:rPr>
+      </w:pPr>
+    </w:p>
+    <w:p>
+      <w:pPr>
+        <w:spacing w:after="0"/>
+        <w:rPr>
+          <w:lang w:val="es-ES"/>
+        </w:rPr>
+      </w:pPr>
+    </w:p>
+    <w:p>
+      <w:pPr>
+        <w:spacing w:after="0"/>
+        <w:rPr>
+          <w:lang w:val="es-ES"/>
+        </w:rPr>
+      </w:pPr>
+    </w:p>
+    <w:p>
+      <w:pPr>
+        <w:spacing w:after="0"/>
+        <w:rPr>
+          <w:lang w:val="es-ES"/>
+        </w:rPr>
+      </w:pPr>
+      <w:r>
+        <w:rPr>
+          <w:lang w:val="es-ES"/>
+        </w:rPr>
+        <w:t>Favor analizar</w:t>
+      </w:r>
+      <w:r>
+        <w:rPr>
+          <w:lang w:val="es-ES"/>
+        </w:rPr>
+        <w:t xml:space="preserve"> en detalle</w:t>
+      </w:r>
+      <w:r>
+        <w:rPr>
+          <w:lang w:val="es-ES"/>
+        </w:rPr>
+        <w:t xml:space="preserve"> este desarrollo y plantear propuesta para desarrollar el </w:t>
+      </w:r>
+      <w:proofErr w:type="spellStart"/>
+      <w:r>
+        <w:rPr>
+          <w:lang w:val="es-ES"/>
+        </w:rPr>
+        <w:t>Backend</w:t>
+      </w:r>
+      <w:proofErr w:type="spellEnd"/>
+      <w:r>
+        <w:rPr>
+          <w:lang w:val="es-ES"/>
+        </w:rPr>
+        <w:t xml:space="preserve"> y el </w:t>
+      </w:r>
+      <w:proofErr w:type="spellStart"/>
+      <w:r>
+        <w:rPr>
+          <w:lang w:val="es-ES"/>
+        </w:rPr>
+        <w:t>Fronte</w:t>
+      </w:r>
+      <w:r>
+        <w:rPr>
+          <w:lang w:val="es-ES"/>
+        </w:rPr>
+        <w:t>n</w:t>
+      </w:r>
+      <w:r>
+        <w:rPr>
+          <w:lang w:val="es-ES"/>
+        </w:rPr>
+        <w:t>d</w:t>
+      </w:r>
+      <w:proofErr w:type="spellEnd"/>
+      <w:r>
+        <w:rPr>
+          <w:lang w:val="es-ES"/>
+        </w:rPr>
+        <w:t>.</w:t>
+      </w:r>
+    </w:p>
+    <w:p>
+      <w:pPr>
+        <w:spacing w:after="0"/>
+        <w:rPr>
+          <w:lang w:val="es-ES"/>
+        </w:rPr>
+      </w:pPr>
+    </w:p>
+    <w:p>
+      <w:pPr>
+        <w:spacing w:after="0"/>
+        <w:rPr>
+          <w:lang w:val="es-ES"/>
+        </w:rPr>
+      </w:pPr>
+    </w:p>
+    <w:p>
+      <w:pPr>
+        <w:spacing w:after="0"/>
+        <w:rPr>
+          <w:lang w:val="es-ES"/>
+        </w:rPr>
+      </w:pPr>
+    </w:p>
+    <w:p>
+      <w:pPr>
+        <w:spacing w:after="0"/>
+        <w:rPr>
+          <w:lang w:val="es-ES"/>
+        </w:rPr>
+      </w:pPr>
+    </w:p>
+    <w:p>
+      <w:pPr>
+        <w:spacing w:after="0"/>
+        <w:rPr>
+          <w:lang w:val="es-ES"/>
+        </w:rPr>
+      </w:pPr>
+      <w:r>
+        <w:rPr>
+          <w:lang w:val="es-ES"/>
+        </w:rPr>
+        <w:t>Analiza y estudia de nuevo el proyecto de</w:t>
+      </w:r>
+    </w:p>
+    <w:p>
+      <w:pPr>
+        <w:spacing w:after="0"/>
+        <w:rPr>
+          <w:lang w:val="es-ES"/>
+        </w:rPr>
+      </w:pPr>
+    </w:p>
+    <w:p>
+      <w:pPr>
+        <w:spacing w:after="0"/>
+        <w:rPr>
+          <w:lang w:val="es-ES"/>
+        </w:rPr>
+      </w:pPr>
+      <w:r>
+        <w:rPr>
+          <w:lang w:val="es-ES"/>
+        </w:rPr>
+        <w:t xml:space="preserve">Se requiere que ya los módulos se muestren en un </w:t>
+      </w:r>
+      <w:proofErr w:type="spellStart"/>
+      <w:r>
+        <w:rPr>
+          <w:lang w:val="es-ES"/>
+        </w:rPr>
+        <w:t>SideBar</w:t>
+      </w:r>
+      <w:proofErr w:type="spellEnd"/>
+      <w:r>
+        <w:rPr>
+          <w:lang w:val="es-ES"/>
+        </w:rPr>
+        <w:t xml:space="preserve"> ya no lo muestre en la ventana módulos disponibles imagen </w:t>
       </w:r>
       <w:proofErr w:type="gramStart"/>
       <w:r>
         <w:rPr>
           <w:lang w:val="es-ES"/>
         </w:rPr>
-        <w:t>Excel ,</w:t>
+        <w:t>1 ,</w:t>
       </w:r>
       <w:proofErr w:type="gramEnd"/>
       <w:r>
         <w:rPr>
           <w:lang w:val="es-ES"/>
         </w:rPr>
-        <w:t xml:space="preserve"> si es posible busca y analiza algún componente que exista</w:t>
-      </w:r>
-      <w:r>
-        <w:rPr>
-          <w:lang w:val="es-ES"/>
-        </w:rPr>
-        <w:t xml:space="preserve"> y se pueda utilizar en este proyecto</w:t>
-      </w:r>
-      <w:r>
-        <w:rPr>
-          <w:lang w:val="es-ES"/>
-        </w:rPr>
-        <w:t xml:space="preserve"> y se pueda utilizar y aplicar</w:t>
-      </w:r>
+        <w:t xml:space="preserve"> sino en un </w:t>
+      </w:r>
+      <w:proofErr w:type="spellStart"/>
+      <w:r>
+        <w:rPr>
+          <w:lang w:val="es-ES"/>
+        </w:rPr>
+        <w:t>SideBar</w:t>
+      </w:r>
+      <w:proofErr w:type="spellEnd"/>
+      <w:r>
+        <w:rPr>
+          <w:lang w:val="es-ES"/>
+        </w:rPr>
+        <w:t xml:space="preserve"> Moderno , bonito y profesional.</w:t>
+      </w:r>
+      <w:r>
+        <w:rPr>
+          <w:lang w:val="es-ES"/>
+        </w:rPr>
+        <w:br/>
+      </w:r>
+      <w:r>
+        <w:rPr>
+          <w:lang w:val="es-ES"/>
+        </w:rPr>
+        <w:br/>
+        <w:t xml:space="preserve">Desarrollar y crea en este proyecto un sidebar Moderno , bonito y profesional, cuando le de Click muestre al frente </w:t>
+      </w:r>
+      <w:r>
+        <w:rPr>
+          <w:lang w:val="es-ES"/>
+        </w:rPr>
+        <w:t>los listados</w:t>
+      </w:r>
+      <w:r>
+        <w:rPr>
+          <w:lang w:val="es-ES"/>
+        </w:rPr>
+        <w:t xml:space="preserve"> de los reportes como lo está haciendo actualmente ver imagen 2.</w:t>
+      </w:r>
+    </w:p>
+    <w:p>
+      <w:pPr>
+        <w:spacing w:after="0"/>
+        <w:rPr>
+          <w:lang w:val="es-ES"/>
+        </w:rPr>
+      </w:pPr>
+      <w:r>
+        <w:rPr>
+          <w:lang w:val="es-ES"/>
+        </w:rPr>
+        <w:br/>
+      </w:r>
+      <w:r>
+        <w:rPr>
+          <w:lang w:val="es-ES"/>
+        </w:rPr>
+        <w:br/>
+      </w:r>
+    </w:p>
+    <w:p>
+      <w:pPr>
+        <w:spacing w:after="0"/>
+        <w:rPr>
+          <w:lang w:val="es-ES"/>
+        </w:rPr>
+      </w:pPr>
+    </w:p>
+    <w:p>
+      <w:pPr>
+        <w:spacing w:after="0"/>
+        <w:rPr>
+          <w:lang w:val="es-ES"/>
+        </w:rPr>
+      </w:pPr>
+    </w:p>
+    <w:p>
+      <w:pPr>
+        <w:spacing w:after="0"/>
+        <w:rPr>
+          <w:lang w:val="es-ES"/>
+        </w:rPr>
+      </w:pPr>
+    </w:p>
+    <w:p>
+      <w:pPr>
+        <w:spacing w:after="0"/>
+        <w:rPr>
+          <w:lang w:val="es-ES"/>
+        </w:rPr>
+      </w:pPr>
+    </w:p>
+    <w:p>
+      <w:pPr>
+        <w:spacing w:after="0"/>
+        <w:rPr>
+          <w:lang w:val="es-ES"/>
+        </w:rPr>
+      </w:pPr>
+    </w:p>
+    <w:p>
+      <w:pPr>
+        <w:spacing w:after="0"/>
+        <w:rPr>
+          <w:lang w:val="es-ES"/>
+        </w:rPr>
+      </w:pPr>
+    </w:p>
+    <w:p>
+      <w:pPr>
+        <w:spacing w:after="0"/>
+        <w:rPr>
+          <w:lang w:val="es-ES"/>
+        </w:rPr>
+      </w:pPr>
+    </w:p>
+    <w:p>
+      <w:pPr>
+        <w:spacing w:after="0"/>
+        <w:rPr>
+          <w:lang w:val="es-ES"/>
+        </w:rPr>
+      </w:pPr>
+    </w:p>
+    <w:p>
+      <w:pPr>
+        <w:spacing w:after="0"/>
+        <w:rPr>
+          <w:lang w:val="es-ES"/>
+        </w:rPr>
+      </w:pPr>
+    </w:p>
+    <w:p>
+      <w:pPr>
+        <w:spacing w:after="0"/>
+        <w:rPr>
+          <w:lang w:val="es-ES"/>
+        </w:rPr>
+      </w:pPr>
+      <w:r>
+        <w:rPr>
+          <w:lang w:val="es-ES"/>
+        </w:rPr>
+        <w:lastRenderedPageBreak/>
+        <w:t xml:space="preserve">Basado en el análisis del archivo de </w:t>
+      </w:r>
+      <w:proofErr w:type="spellStart"/>
+      <w:r>
+        <w:rPr>
+          <w:lang w:val="es-ES"/>
+        </w:rPr>
+        <w:t>xxxxx</w:t>
+      </w:r>
+      <w:proofErr w:type="spellEnd"/>
       <w:r>
         <w:rPr>
           <w:lang w:val="es-ES"/>
@@ -1045,113 +1451,635 @@
     </w:p>
     <w:p>
       <w:pPr>
-        <w:pStyle w:val="Prrafodelista"/>
-        <w:spacing w:after="0"/>
-        <w:rPr>
-          <w:lang w:val="es-ES"/>
-        </w:rPr>
-      </w:pPr>
-      <w:r>
-        <w:rPr>
-          <w:lang w:val="es-ES"/>
-        </w:rPr>
-        <w:t xml:space="preserve">Dentro de este Visor de reportes es que de forma inicial se carguen los reportes existentes y que por cada módulo poder filtrar los </w:t>
+        <w:spacing w:after="0"/>
+        <w:rPr>
+          <w:lang w:val="es-ES"/>
+        </w:rPr>
+      </w:pPr>
+      <w:r>
+        <w:rPr>
+          <w:lang w:val="es-ES"/>
+        </w:rPr>
+        <w:t xml:space="preserve">Requiero poder crear un componente en WEB que utilice el Excel y poder construir </w:t>
+      </w:r>
+      <w:r>
+        <w:rPr>
+          <w:lang w:val="es-ES"/>
+        </w:rPr>
+        <w:t>un archivo similar</w:t>
+      </w:r>
+      <w:r>
+        <w:rPr>
+          <w:lang w:val="es-ES"/>
+        </w:rPr>
+        <w:t xml:space="preserve"> donde el usuario pueda escribir una formulas y lógicamente estas formulas o funciones </w:t>
+      </w:r>
+      <w:proofErr w:type="spellStart"/>
+      <w:r>
+        <w:rPr>
+          <w:lang w:val="es-ES"/>
+        </w:rPr>
+        <w:t>esten</w:t>
+      </w:r>
+      <w:proofErr w:type="spellEnd"/>
+      <w:r>
+        <w:rPr>
+          <w:lang w:val="es-ES"/>
+        </w:rPr>
+        <w:t xml:space="preserve"> previamente desarrolladas.</w:t>
+      </w:r>
+    </w:p>
+    <w:p>
+      <w:pPr>
+        <w:spacing w:after="0"/>
+        <w:rPr>
+          <w:lang w:val="es-ES"/>
+        </w:rPr>
+      </w:pPr>
+    </w:p>
+    <w:p>
+      <w:pPr>
+        <w:spacing w:after="0"/>
+        <w:rPr>
+          <w:b/>
+          <w:bCs/>
+          <w:lang w:val="es-ES"/>
+        </w:rPr>
+      </w:pPr>
+      <w:r>
+        <w:rPr>
+          <w:b/>
+          <w:bCs/>
+          <w:lang w:val="es-ES"/>
+        </w:rPr>
+        <w:t>Patrón de fórmulas por cada fila de cuenta:</w:t>
+      </w:r>
+    </w:p>
+    <w:tbl>
+      <w:tblPr>
+        <w:tblW w:w="7470" w:type="dxa"/>
+        <w:tblBorders>
+          <w:top w:val="single" w:sz="6" w:space="0" w:color="auto"/>
+          <w:left w:val="single" w:sz="6" w:space="0" w:color="auto"/>
+          <w:bottom w:val="single" w:sz="6" w:space="0" w:color="auto"/>
+          <w:right w:val="single" w:sz="6" w:space="0" w:color="auto"/>
+        </w:tblBorders>
+        <w:tblCellMar>
+          <w:top w:w="15" w:type="dxa"/>
+          <w:left w:w="15" w:type="dxa"/>
+          <w:bottom w:w="15" w:type="dxa"/>
+          <w:right w:w="15" w:type="dxa"/>
+        </w:tblCellMar>
+        <w:tblLook w:val="04A0" w:firstRow="1" w:lastRow="0" w:firstColumn="1" w:lastColumn="0" w:noHBand="0" w:noVBand="1"/>
+      </w:tblPr>
+      <w:tblGrid>
+        <w:gridCol w:w="1191"/>
+        <w:gridCol w:w="6279"/>
+      </w:tblGrid>
+      <w:tr>
+        <w:trPr>
+          <w:tblHeader/>
+        </w:trPr>
+        <w:tc>
+          <w:tcPr>
+            <w:tcW w:w="0" w:type="auto"/>
+            <w:tcBorders>
+              <w:top w:val="single" w:sz="6" w:space="0" w:color="auto"/>
+              <w:left w:val="single" w:sz="6" w:space="0" w:color="auto"/>
+              <w:bottom w:val="single" w:sz="6" w:space="0" w:color="auto"/>
+              <w:right w:val="single" w:sz="6" w:space="0" w:color="auto"/>
+            </w:tcBorders>
+            <w:vAlign w:val="bottom"/>
+            <w:hideMark/>
+          </w:tcPr>
+          <w:p>
+            <w:pPr>
+              <w:spacing w:after="0"/>
+              <w:rPr>
+                <w:b/>
+                <w:bCs/>
+                <w:lang w:val="en-US"/>
+              </w:rPr>
+            </w:pPr>
+            <w:proofErr w:type="spellStart"/>
+            <w:r>
+              <w:rPr>
+                <w:b/>
+                <w:bCs/>
+                <w:lang w:val="en-US"/>
+              </w:rPr>
+              <w:t>Columna</w:t>
+            </w:r>
+            <w:proofErr w:type="spellEnd"/>
+          </w:p>
+        </w:tc>
+        <w:tc>
+          <w:tcPr>
+            <w:tcW w:w="0" w:type="auto"/>
+            <w:tcBorders>
+              <w:top w:val="single" w:sz="6" w:space="0" w:color="auto"/>
+              <w:left w:val="single" w:sz="6" w:space="0" w:color="auto"/>
+              <w:bottom w:val="single" w:sz="6" w:space="0" w:color="auto"/>
+              <w:right w:val="single" w:sz="6" w:space="0" w:color="auto"/>
+            </w:tcBorders>
+            <w:vAlign w:val="bottom"/>
+            <w:hideMark/>
+          </w:tcPr>
+          <w:p>
+            <w:pPr>
+              <w:spacing w:after="0"/>
+              <w:rPr>
+                <w:b/>
+                <w:bCs/>
+                <w:lang w:val="en-US"/>
+              </w:rPr>
+            </w:pPr>
+            <w:proofErr w:type="spellStart"/>
+            <w:r>
+              <w:rPr>
+                <w:b/>
+                <w:bCs/>
+                <w:lang w:val="en-US"/>
+              </w:rPr>
+              <w:t>Fórmula</w:t>
+            </w:r>
+            <w:proofErr w:type="spellEnd"/>
+          </w:p>
+        </w:tc>
+      </w:tr>
+      <w:tr>
+        <w:tc>
+          <w:tcPr>
+            <w:tcW w:w="0" w:type="auto"/>
+            <w:tcBorders>
+              <w:top w:val="single" w:sz="6" w:space="0" w:color="auto"/>
+              <w:left w:val="single" w:sz="6" w:space="0" w:color="auto"/>
+              <w:bottom w:val="single" w:sz="6" w:space="0" w:color="auto"/>
+              <w:right w:val="single" w:sz="6" w:space="0" w:color="auto"/>
+            </w:tcBorders>
+            <w:vAlign w:val="bottom"/>
+            <w:hideMark/>
+          </w:tcPr>
+          <w:p>
+            <w:pPr>
+              <w:spacing w:after="0"/>
+              <w:rPr>
+                <w:lang w:val="en-US"/>
+              </w:rPr>
+            </w:pPr>
+            <w:proofErr w:type="spellStart"/>
+            <w:r>
+              <w:rPr>
+                <w:lang w:val="en-US"/>
+              </w:rPr>
+              <w:t>Descripción</w:t>
+            </w:r>
+            <w:proofErr w:type="spellEnd"/>
+          </w:p>
+        </w:tc>
+        <w:tc>
+          <w:tcPr>
+            <w:tcW w:w="0" w:type="auto"/>
+            <w:tcBorders>
+              <w:top w:val="single" w:sz="6" w:space="0" w:color="auto"/>
+              <w:left w:val="single" w:sz="6" w:space="0" w:color="auto"/>
+              <w:bottom w:val="single" w:sz="6" w:space="0" w:color="auto"/>
+              <w:right w:val="single" w:sz="6" w:space="0" w:color="auto"/>
+            </w:tcBorders>
+            <w:vAlign w:val="bottom"/>
+            <w:hideMark/>
+          </w:tcPr>
+          <w:p>
+            <w:pPr>
+              <w:spacing w:after="0"/>
+              <w:rPr>
+                <w:lang w:val="en-US"/>
+              </w:rPr>
+            </w:pPr>
+            <w:proofErr w:type="gramStart"/>
+            <w:r>
+              <w:rPr>
+                <w:lang w:val="en-US"/>
+              </w:rPr>
+              <w:t>NOMBRECTA(</w:t>
+            </w:r>
+            <w:proofErr w:type="gramEnd"/>
+            <w:r>
+              <w:rPr>
+                <w:lang w:val="en-US"/>
+              </w:rPr>
+              <w:t>B21, D6)</w:t>
+            </w:r>
+          </w:p>
+        </w:tc>
+      </w:tr>
+      <w:tr>
+        <w:tc>
+          <w:tcPr>
+            <w:tcW w:w="0" w:type="auto"/>
+            <w:tcBorders>
+              <w:top w:val="single" w:sz="6" w:space="0" w:color="auto"/>
+              <w:left w:val="single" w:sz="6" w:space="0" w:color="auto"/>
+              <w:bottom w:val="single" w:sz="6" w:space="0" w:color="auto"/>
+              <w:right w:val="single" w:sz="6" w:space="0" w:color="auto"/>
+            </w:tcBorders>
+            <w:vAlign w:val="bottom"/>
+            <w:hideMark/>
+          </w:tcPr>
+          <w:p>
+            <w:pPr>
+              <w:spacing w:after="0"/>
+              <w:rPr>
+                <w:lang w:val="en-US"/>
+              </w:rPr>
+            </w:pPr>
+            <w:proofErr w:type="spellStart"/>
+            <w:r>
+              <w:rPr>
+                <w:lang w:val="en-US"/>
+              </w:rPr>
+              <w:t>Saldo</w:t>
+            </w:r>
+            <w:proofErr w:type="spellEnd"/>
+            <w:r>
+              <w:rPr>
+                <w:lang w:val="en-US"/>
+              </w:rPr>
+              <w:t xml:space="preserve"> </w:t>
+            </w:r>
+            <w:proofErr w:type="spellStart"/>
+            <w:r>
+              <w:rPr>
+                <w:lang w:val="en-US"/>
+              </w:rPr>
+              <w:t>Inicial</w:t>
+            </w:r>
+            <w:proofErr w:type="spellEnd"/>
+          </w:p>
+        </w:tc>
+        <w:tc>
+          <w:tcPr>
+            <w:tcW w:w="0" w:type="auto"/>
+            <w:tcBorders>
+              <w:top w:val="single" w:sz="6" w:space="0" w:color="auto"/>
+              <w:left w:val="single" w:sz="6" w:space="0" w:color="auto"/>
+              <w:bottom w:val="single" w:sz="6" w:space="0" w:color="auto"/>
+              <w:right w:val="single" w:sz="6" w:space="0" w:color="auto"/>
+            </w:tcBorders>
+            <w:vAlign w:val="bottom"/>
+            <w:hideMark/>
+          </w:tcPr>
+          <w:p>
+            <w:pPr>
+              <w:spacing w:after="0"/>
+              <w:rPr>
+                <w:lang w:val="es-ES"/>
+              </w:rPr>
+            </w:pPr>
+            <w:proofErr w:type="gramStart"/>
+            <w:r>
+              <w:rPr>
+                <w:lang w:val="es-ES"/>
+              </w:rPr>
+              <w:t>SALDOCONTABLECUENTA(</w:t>
+            </w:r>
+            <w:proofErr w:type="gramEnd"/>
+            <w:r>
+              <w:rPr>
+                <w:lang w:val="es-ES"/>
+              </w:rPr>
+              <w:t>B21, D9, D5, D6, D8) ← mes inicial, año2</w:t>
+            </w:r>
+          </w:p>
+        </w:tc>
+      </w:tr>
+      <w:tr>
+        <w:tc>
+          <w:tcPr>
+            <w:tcW w:w="0" w:type="auto"/>
+            <w:tcBorders>
+              <w:top w:val="single" w:sz="6" w:space="0" w:color="auto"/>
+              <w:left w:val="single" w:sz="6" w:space="0" w:color="auto"/>
+              <w:bottom w:val="single" w:sz="6" w:space="0" w:color="auto"/>
+              <w:right w:val="single" w:sz="6" w:space="0" w:color="auto"/>
+            </w:tcBorders>
+            <w:vAlign w:val="bottom"/>
+            <w:hideMark/>
+          </w:tcPr>
+          <w:p>
+            <w:pPr>
+              <w:spacing w:after="0"/>
+              <w:rPr>
+                <w:lang w:val="en-US"/>
+              </w:rPr>
+            </w:pPr>
+            <w:proofErr w:type="spellStart"/>
+            <w:r>
+              <w:rPr>
+                <w:lang w:val="en-US"/>
+              </w:rPr>
+              <w:t>Débito</w:t>
+            </w:r>
+            <w:proofErr w:type="spellEnd"/>
+          </w:p>
+        </w:tc>
+        <w:tc>
+          <w:tcPr>
+            <w:tcW w:w="0" w:type="auto"/>
+            <w:tcBorders>
+              <w:top w:val="single" w:sz="6" w:space="0" w:color="auto"/>
+              <w:left w:val="single" w:sz="6" w:space="0" w:color="auto"/>
+              <w:bottom w:val="single" w:sz="6" w:space="0" w:color="auto"/>
+              <w:right w:val="single" w:sz="6" w:space="0" w:color="auto"/>
+            </w:tcBorders>
+            <w:vAlign w:val="bottom"/>
+            <w:hideMark/>
+          </w:tcPr>
+          <w:p>
+            <w:pPr>
+              <w:spacing w:after="0"/>
+              <w:rPr>
+                <w:lang w:val="es-ES"/>
+              </w:rPr>
+            </w:pPr>
+            <w:proofErr w:type="spellStart"/>
+            <w:proofErr w:type="gramStart"/>
+            <w:r>
+              <w:rPr>
+                <w:lang w:val="es-ES"/>
+              </w:rPr>
+              <w:t>SaldoContableCtaDBCR</w:t>
+            </w:r>
+            <w:proofErr w:type="spellEnd"/>
+            <w:r>
+              <w:rPr>
+                <w:lang w:val="es-ES"/>
+              </w:rPr>
+              <w:t>(</w:t>
+            </w:r>
+            <w:proofErr w:type="gramEnd"/>
+            <w:r>
+              <w:rPr>
+                <w:lang w:val="es-ES"/>
+              </w:rPr>
+              <w:t>B21, D10, D11, D6, D7) ← mes final, DB, año1</w:t>
+            </w:r>
+          </w:p>
+        </w:tc>
+      </w:tr>
+      <w:tr>
+        <w:tc>
+          <w:tcPr>
+            <w:tcW w:w="0" w:type="auto"/>
+            <w:tcBorders>
+              <w:top w:val="single" w:sz="6" w:space="0" w:color="auto"/>
+              <w:left w:val="single" w:sz="6" w:space="0" w:color="auto"/>
+              <w:bottom w:val="single" w:sz="6" w:space="0" w:color="auto"/>
+              <w:right w:val="single" w:sz="6" w:space="0" w:color="auto"/>
+            </w:tcBorders>
+            <w:vAlign w:val="bottom"/>
+            <w:hideMark/>
+          </w:tcPr>
+          <w:p>
+            <w:pPr>
+              <w:spacing w:after="0"/>
+              <w:rPr>
+                <w:lang w:val="en-US"/>
+              </w:rPr>
+            </w:pPr>
+            <w:r>
+              <w:rPr>
+                <w:lang w:val="en-US"/>
+              </w:rPr>
+              <w:t>Crédito</w:t>
+            </w:r>
+          </w:p>
+        </w:tc>
+        <w:tc>
+          <w:tcPr>
+            <w:tcW w:w="0" w:type="auto"/>
+            <w:tcBorders>
+              <w:top w:val="single" w:sz="6" w:space="0" w:color="auto"/>
+              <w:left w:val="single" w:sz="6" w:space="0" w:color="auto"/>
+              <w:bottom w:val="single" w:sz="6" w:space="0" w:color="auto"/>
+              <w:right w:val="single" w:sz="6" w:space="0" w:color="auto"/>
+            </w:tcBorders>
+            <w:vAlign w:val="bottom"/>
+            <w:hideMark/>
+          </w:tcPr>
+          <w:p>
+            <w:pPr>
+              <w:spacing w:after="0"/>
+              <w:rPr>
+                <w:lang w:val="es-ES"/>
+              </w:rPr>
+            </w:pPr>
+            <w:proofErr w:type="spellStart"/>
+            <w:proofErr w:type="gramStart"/>
+            <w:r>
+              <w:rPr>
+                <w:lang w:val="es-ES"/>
+              </w:rPr>
+              <w:t>SaldoContableCtaDBCR</w:t>
+            </w:r>
+            <w:proofErr w:type="spellEnd"/>
+            <w:r>
+              <w:rPr>
+                <w:lang w:val="es-ES"/>
+              </w:rPr>
+              <w:t>(</w:t>
+            </w:r>
+            <w:proofErr w:type="gramEnd"/>
+            <w:r>
+              <w:rPr>
+                <w:lang w:val="es-ES"/>
+              </w:rPr>
+              <w:t>B21, D10, D12, D6, D7) ← mes final, CR, año1</w:t>
+            </w:r>
+          </w:p>
+        </w:tc>
+      </w:tr>
+      <w:tr>
+        <w:tc>
+          <w:tcPr>
+            <w:tcW w:w="0" w:type="auto"/>
+            <w:tcBorders>
+              <w:top w:val="single" w:sz="6" w:space="0" w:color="auto"/>
+              <w:left w:val="single" w:sz="6" w:space="0" w:color="auto"/>
+              <w:bottom w:val="single" w:sz="6" w:space="0" w:color="auto"/>
+              <w:right w:val="single" w:sz="6" w:space="0" w:color="auto"/>
+            </w:tcBorders>
+            <w:vAlign w:val="bottom"/>
+            <w:hideMark/>
+          </w:tcPr>
+          <w:p>
+            <w:pPr>
+              <w:spacing w:after="0"/>
+              <w:rPr>
+                <w:lang w:val="en-US"/>
+              </w:rPr>
+            </w:pPr>
+            <w:proofErr w:type="spellStart"/>
+            <w:r>
+              <w:rPr>
+                <w:lang w:val="en-US"/>
+              </w:rPr>
+              <w:t>Saldo</w:t>
+            </w:r>
+            <w:proofErr w:type="spellEnd"/>
+            <w:r>
+              <w:rPr>
+                <w:lang w:val="en-US"/>
+              </w:rPr>
+              <w:t xml:space="preserve"> Final</w:t>
+            </w:r>
+          </w:p>
+        </w:tc>
+        <w:tc>
+          <w:tcPr>
+            <w:tcW w:w="0" w:type="auto"/>
+            <w:tcBorders>
+              <w:top w:val="single" w:sz="6" w:space="0" w:color="auto"/>
+              <w:left w:val="single" w:sz="6" w:space="0" w:color="auto"/>
+              <w:bottom w:val="single" w:sz="6" w:space="0" w:color="auto"/>
+              <w:right w:val="single" w:sz="6" w:space="0" w:color="auto"/>
+            </w:tcBorders>
+            <w:vAlign w:val="bottom"/>
+            <w:hideMark/>
+          </w:tcPr>
+          <w:p>
+            <w:pPr>
+              <w:spacing w:after="0"/>
+              <w:rPr>
+                <w:lang w:val="es-ES"/>
+              </w:rPr>
+            </w:pPr>
+            <w:proofErr w:type="gramStart"/>
+            <w:r>
+              <w:rPr>
+                <w:lang w:val="es-ES"/>
+              </w:rPr>
+              <w:t>SALDOCONTABLECUENTA(</w:t>
+            </w:r>
+            <w:proofErr w:type="gramEnd"/>
+            <w:r>
+              <w:rPr>
+                <w:lang w:val="es-ES"/>
+              </w:rPr>
+              <w:t>B21, D10, D5, D6, D7) ← mes final, año1</w:t>
+            </w:r>
+          </w:p>
+        </w:tc>
+      </w:tr>
+    </w:tbl>
+    <w:p>
+      <w:pPr>
+        <w:spacing w:after="0"/>
+        <w:rPr>
+          <w:lang w:val="es-ES"/>
+        </w:rPr>
+      </w:pPr>
+    </w:p>
+    <w:p>
+      <w:pPr>
+        <w:spacing w:after="0"/>
+        <w:rPr>
+          <w:lang w:val="es-ES"/>
+        </w:rPr>
+      </w:pPr>
+      <w:r>
+        <w:rPr>
+          <w:lang w:val="es-ES"/>
+        </w:rPr>
+        <w:t xml:space="preserve">Mejor dicho es poder construir un sistema donde utilizando fórmulas </w:t>
       </w:r>
       <w:proofErr w:type="gramStart"/>
       <w:r>
         <w:rPr>
           <w:lang w:val="es-ES"/>
         </w:rPr>
-        <w:t>reportes existente</w:t>
+        <w:t xml:space="preserve">tipo </w:t>
+      </w:r>
+      <w:r>
+        <w:rPr>
+          <w:lang w:val="es-ES"/>
+        </w:rPr>
+        <w:t xml:space="preserve"> Excel</w:t>
       </w:r>
       <w:proofErr w:type="gramEnd"/>
-    </w:p>
-    <w:p>
-      <w:pPr>
-        <w:pStyle w:val="Prrafodelista"/>
-        <w:spacing w:after="0"/>
-        <w:rPr>
-          <w:lang w:val="es-ES"/>
-        </w:rPr>
-      </w:pPr>
-      <w:r>
-        <w:rPr>
-          <w:lang w:val="es-ES"/>
-        </w:rPr>
-        <w:t xml:space="preserve">Y cuando el usuario seleccione el reporte de forma automática muestra el resultado de la ejecución del </w:t>
-      </w:r>
-      <w:proofErr w:type="spellStart"/>
-      <w:r>
-        <w:rPr>
-          <w:lang w:val="es-ES"/>
-        </w:rPr>
-        <w:t>query</w:t>
-      </w:r>
-      <w:proofErr w:type="spellEnd"/>
-      <w:r>
-        <w:rPr>
-          <w:lang w:val="es-ES"/>
-        </w:rPr>
-        <w:t>, ahora si este reporte requiere parámetros primero que se muestre los textos para poder ingresar los valores y ya exista un botón para mostrar o ejecutar el reporte</w:t>
-      </w:r>
-    </w:p>
-    <w:p>
-      <w:pPr>
-        <w:pStyle w:val="Prrafodelista"/>
-        <w:spacing w:after="0"/>
-        <w:rPr>
-          <w:lang w:val="es-ES"/>
-        </w:rPr>
-      </w:pPr>
-    </w:p>
-    <w:p>
-      <w:pPr>
-        <w:spacing w:after="0"/>
-        <w:rPr>
-          <w:lang w:val="es-ES"/>
-        </w:rPr>
-      </w:pPr>
-    </w:p>
-    <w:p>
-      <w:pPr>
-        <w:spacing w:after="0"/>
-        <w:rPr>
-          <w:lang w:val="es-ES"/>
-        </w:rPr>
-      </w:pPr>
-    </w:p>
-    <w:p>
-      <w:pPr>
-        <w:spacing w:after="0"/>
-        <w:rPr>
-          <w:lang w:val="es-ES"/>
-        </w:rPr>
-      </w:pPr>
-    </w:p>
-    <w:p>
-      <w:pPr>
-        <w:spacing w:after="0"/>
-        <w:rPr>
-          <w:lang w:val="es-ES"/>
-        </w:rPr>
-      </w:pPr>
-      <w:r>
-        <w:rPr>
-          <w:lang w:val="es-ES"/>
-        </w:rPr>
-        <w:t>Favor analizar</w:t>
-      </w:r>
-      <w:r>
-        <w:rPr>
-          <w:lang w:val="es-ES"/>
-        </w:rPr>
-        <w:t xml:space="preserve"> en detalle</w:t>
-      </w:r>
-      <w:r>
-        <w:rPr>
-          <w:lang w:val="es-ES"/>
-        </w:rPr>
-        <w:t xml:space="preserve"> este desarrollo y plantear propuesta para desarrollar el </w:t>
+      <w:r>
+        <w:rPr>
+          <w:lang w:val="es-ES"/>
+        </w:rPr>
+        <w:t xml:space="preserve"> personalizadas , darle la opción al usuario que pueda construir ya sea un balance de prueba o comparativos entre anos</w:t>
+      </w:r>
+      <w:r>
+        <w:rPr>
+          <w:lang w:val="es-ES"/>
+        </w:rPr>
+        <w:t>, la idea es que ese componente pueda estar incrustado en una pagina web.</w:t>
+      </w:r>
+      <w:r>
+        <w:rPr>
+          <w:lang w:val="es-ES"/>
+        </w:rPr>
+        <w:br/>
+      </w:r>
+      <w:r>
+        <w:rPr>
+          <w:lang w:val="es-ES"/>
+        </w:rPr>
+        <w:br/>
+        <w:t>Analiza y estudia.</w:t>
+      </w:r>
+      <w:r>
+        <w:rPr>
+          <w:lang w:val="es-ES"/>
+        </w:rPr>
+        <w:br/>
+      </w:r>
+      <w:r>
+        <w:rPr>
+          <w:lang w:val="es-ES"/>
+        </w:rPr>
+        <w:br/>
+        <w:t xml:space="preserve">1. Que componente en el </w:t>
+      </w:r>
+      <w:proofErr w:type="spellStart"/>
+      <w:r>
+        <w:rPr>
+          <w:lang w:val="es-ES"/>
+        </w:rPr>
+        <w:t>Frontend</w:t>
+      </w:r>
+      <w:proofErr w:type="spellEnd"/>
+      <w:r>
+        <w:rPr>
+          <w:lang w:val="es-ES"/>
+        </w:rPr>
+        <w:t xml:space="preserve"> Utilizando Angular puedo utilizar que sea practico y según la </w:t>
+      </w:r>
+      <w:proofErr w:type="gramStart"/>
+      <w:r>
+        <w:rPr>
+          <w:lang w:val="es-ES"/>
+        </w:rPr>
+        <w:t>necesidad..</w:t>
+      </w:r>
+      <w:proofErr w:type="gramEnd"/>
+    </w:p>
+    <w:p>
+      <w:pPr>
+        <w:spacing w:after="0"/>
+        <w:rPr>
+          <w:lang w:val="es-ES"/>
+        </w:rPr>
+      </w:pPr>
+      <w:r>
+        <w:rPr>
+          <w:lang w:val="es-ES"/>
+        </w:rPr>
+        <w:t xml:space="preserve">2. Como poder desarrollar </w:t>
       </w:r>
       <w:proofErr w:type="spellStart"/>
       <w:r>
@@ -1165,215 +2093,32 @@
         <w:rPr>
           <w:lang w:val="es-ES"/>
         </w:rPr>
-        <w:t xml:space="preserve"> y el </w:t>
-      </w:r>
-      <w:proofErr w:type="spellStart"/>
-      <w:r>
-        <w:rPr>
-          <w:lang w:val="es-ES"/>
-        </w:rPr>
-        <w:t>Fronte</w:t>
-      </w:r>
-      <w:r>
-        <w:rPr>
-          <w:lang w:val="es-ES"/>
-        </w:rPr>
-        <w:t>n</w:t>
-      </w:r>
-      <w:r>
-        <w:rPr>
-          <w:lang w:val="es-ES"/>
-        </w:rPr>
-        <w:t>d</w:t>
-      </w:r>
-      <w:proofErr w:type="spellEnd"/>
-      <w:r>
-        <w:rPr>
-          <w:lang w:val="es-ES"/>
-        </w:rPr>
-        <w:t>.</w:t>
-      </w:r>
-    </w:p>
-    <w:p>
-      <w:pPr>
-        <w:spacing w:after="0"/>
-        <w:rPr>
-          <w:lang w:val="es-ES"/>
-        </w:rPr>
-      </w:pPr>
-    </w:p>
-    <w:p>
-      <w:pPr>
-        <w:spacing w:after="0"/>
-        <w:rPr>
-          <w:lang w:val="es-ES"/>
-        </w:rPr>
-      </w:pPr>
-    </w:p>
-    <w:p>
-      <w:pPr>
-        <w:spacing w:after="0"/>
-        <w:rPr>
-          <w:lang w:val="es-ES"/>
-        </w:rPr>
-      </w:pPr>
-    </w:p>
-    <w:p>
-      <w:pPr>
-        <w:spacing w:after="0"/>
-        <w:rPr>
-          <w:lang w:val="es-ES"/>
-        </w:rPr>
-      </w:pPr>
-    </w:p>
-    <w:p>
-      <w:pPr>
-        <w:spacing w:after="0"/>
-        <w:rPr>
-          <w:lang w:val="es-ES"/>
-        </w:rPr>
-      </w:pPr>
-      <w:r>
-        <w:rPr>
-          <w:lang w:val="es-ES"/>
-        </w:rPr>
-        <w:t>Analiza y estudia de nuevo el proyecto de</w:t>
-      </w:r>
-    </w:p>
-    <w:p>
-      <w:pPr>
-        <w:spacing w:after="0"/>
-        <w:rPr>
-          <w:lang w:val="es-ES"/>
-        </w:rPr>
-      </w:pPr>
-    </w:p>
-    <w:p>
-      <w:pPr>
-        <w:spacing w:after="0"/>
-        <w:rPr>
-          <w:lang w:val="es-ES"/>
-        </w:rPr>
-      </w:pPr>
-      <w:r>
-        <w:rPr>
-          <w:lang w:val="es-ES"/>
-        </w:rPr>
-        <w:t xml:space="preserve">Se requiere que ya los módulos se muestren en un </w:t>
-      </w:r>
-      <w:proofErr w:type="spellStart"/>
-      <w:r>
-        <w:rPr>
-          <w:lang w:val="es-ES"/>
-        </w:rPr>
-        <w:t>SideBar</w:t>
-      </w:r>
-      <w:proofErr w:type="spellEnd"/>
-      <w:r>
-        <w:rPr>
-          <w:lang w:val="es-ES"/>
-        </w:rPr>
-        <w:t xml:space="preserve"> ya no lo muestre en la ventana módulos disponibles imagen </w:t>
-      </w:r>
-      <w:proofErr w:type="gramStart"/>
-      <w:r>
-        <w:rPr>
-          <w:lang w:val="es-ES"/>
-        </w:rPr>
-        <w:t>1 ,</w:t>
-      </w:r>
-      <w:proofErr w:type="gramEnd"/>
-      <w:r>
-        <w:rPr>
-          <w:lang w:val="es-ES"/>
-        </w:rPr>
-        <w:t xml:space="preserve"> sino en un </w:t>
-      </w:r>
-      <w:proofErr w:type="spellStart"/>
-      <w:r>
-        <w:rPr>
-          <w:lang w:val="es-ES"/>
-        </w:rPr>
-        <w:t>SideBar</w:t>
-      </w:r>
-      <w:proofErr w:type="spellEnd"/>
-      <w:r>
-        <w:rPr>
-          <w:lang w:val="es-ES"/>
-        </w:rPr>
-        <w:t xml:space="preserve"> </w:t>
-      </w:r>
-      <w:proofErr w:type="gramStart"/>
-      <w:r>
-        <w:rPr>
-          <w:lang w:val="es-ES"/>
-        </w:rPr>
-        <w:t>Moderno ,</w:t>
-      </w:r>
-      <w:proofErr w:type="gramEnd"/>
-      <w:r>
-        <w:rPr>
-          <w:lang w:val="es-ES"/>
-        </w:rPr>
-        <w:t xml:space="preserve"> bonito y profesional.</w:t>
-      </w:r>
-      <w:r>
-        <w:rPr>
-          <w:lang w:val="es-ES"/>
-        </w:rPr>
-        <w:br/>
-      </w:r>
-      <w:r>
-        <w:rPr>
-          <w:lang w:val="es-ES"/>
-        </w:rPr>
-        <w:br/>
-        <w:t xml:space="preserve">Desarrollar y crea en este proyecto un sidebar </w:t>
-      </w:r>
-      <w:r>
-        <w:rPr>
-          <w:lang w:val="es-ES"/>
-        </w:rPr>
-        <w:t>Moderno , bonito y profesional</w:t>
-      </w:r>
-      <w:r>
-        <w:rPr>
-          <w:lang w:val="es-ES"/>
-        </w:rPr>
-        <w:t xml:space="preserve">, cuando le de Click muestre al frente </w:t>
-      </w:r>
-      <w:r>
-        <w:rPr>
-          <w:lang w:val="es-ES"/>
-        </w:rPr>
-        <w:t>los listados</w:t>
-      </w:r>
-      <w:r>
-        <w:rPr>
-          <w:lang w:val="es-ES"/>
-        </w:rPr>
-        <w:t xml:space="preserve"> de los reportes como lo está haciendo actualmente ver imagen 2.</w:t>
-      </w:r>
-    </w:p>
-    <w:p>
-      <w:pPr>
-        <w:spacing w:after="0"/>
-        <w:rPr>
-          <w:lang w:val="es-ES"/>
-        </w:rPr>
-      </w:pPr>
-      <w:r>
-        <w:rPr>
-          <w:lang w:val="es-ES"/>
-        </w:rPr>
-        <w:br/>
-      </w:r>
-      <w:r>
-        <w:rPr>
-          <w:lang w:val="es-ES"/>
-        </w:rPr>
-        <w:br/>
-      </w:r>
+        <w:t xml:space="preserve"> para este requerimiento</w:t>
+      </w:r>
+    </w:p>
+    <w:p>
+      <w:pPr>
+        <w:spacing w:after="0"/>
+        <w:rPr>
+          <w:lang w:val="es-ES"/>
+        </w:rPr>
+      </w:pPr>
+    </w:p>
+    <w:p>
+      <w:pPr>
+        <w:spacing w:after="0"/>
+        <w:rPr>
+          <w:lang w:val="es-ES"/>
+        </w:rPr>
+      </w:pPr>
+    </w:p>
+    <w:p>
+      <w:pPr>
+        <w:spacing w:after="0"/>
+        <w:rPr>
+          <w:lang w:val="es-ES"/>
+        </w:rPr>
+      </w:pPr>
     </w:p>
     <w:p>
       <w:pPr>
@@ -1394,7 +2139,7 @@
 </file>
 
 <file path=word/numbering.xml><?xml version="1.0" encoding="utf-8"?>
-<w:numbering xmlns:wpc="http://schemas.microsoft.com/office/word/2010/wordprocessingCanvas" xmlns:cx="http://schemas.microsoft.com/office/drawing/2014/chartex" xmlns:cx1="http://schemas.microsoft.com/office/drawing/2015/9/8/chartex" xmlns:cx2="http://schemas.microsoft.com/office/drawing/2015/10/21/chartex" xmlns:cx3="http://schemas.microsoft.com/office/drawing/2016/5/9/chartex" xmlns:cx4="http://schemas.microsoft.com/office/drawing/2016/5/10/chartex" xmlns:cx5="http://schemas.microsoft.com/office/drawing/2016/5/11/chartex" xmlns:cx6="http://schemas.microsoft.com/office/drawing/2016/5/12/chartex" xmlns:cx7="http://schemas.microsoft.com/office/drawing/2016/5/13/chartex" xmlns:cx8="http://schemas.microsoft.com/office/drawing/2016/5/14/chartex" xmlns:mc="http://schemas.openxmlformats.org/markup-compatibility/2006" xmlns:aink="http://schemas.microsoft.com/office/drawing/2016/ink" xmlns:am3d="http://schemas.microsoft.com/office/drawing/2017/model3d" xmlns:o="urn:schemas-microsoft-com:office:office" xmlns:oel="http://schemas.microsoft.com/office/2019/extlst" xmlns:r="http://schemas.openxmlformats.org/officeDocument/2006/relationships" xmlns:m="http://schemas.openxmlformats.org/officeDocument/2006/math" xmlns:v="urn:schemas-microsoft-com:vml" xmlns:wp14="http://schemas.microsoft.com/office/word/2010/wordprocessingDrawing" xmlns:wp="http://schemas.openxmlformats.org/drawingml/2006/wordprocessingDrawing" xmlns:w10="urn:schemas-microsoft-com:office:word" xmlns:w="http://schemas.openxmlformats.org/wordprocessingml/2006/main" xmlns:w14="http://schemas.microsoft.com/office/word/2010/wordml" xmlns:w15="http://schemas.microsoft.com/office/word/2012/wordml" xmlns:w16cex="http://schemas.microsoft.com/office/word/2018/wordml/cex" xmlns:w16cid="http://schemas.microsoft.com/office/word/2016/wordml/cid" xmlns:w16="http://schemas.microsoft.com/office/word/2018/wordml" xmlns:w16du="http://schemas.microsoft.com/office/word/2023/wordml/word16du" xmlns:w16sdtdh="http://schemas.microsoft.com/office/word/2020/wordml/sdtdatahash" xmlns:w16sdtfl="http://schemas.microsoft.com/office/word/2024/wordml/sdtformatlock" xmlns:w16se="http://schemas.microsoft.com/office/word/2015/wordml/symex" xmlns:wpg="http://schemas.microsoft.com/office/word/2010/wordprocessingGroup" xmlns:wpi="http://schemas.microsoft.com/office/word/2010/wordprocessingInk" xmlns:wne="http://schemas.microsoft.com/office/word/2006/wordml" xmlns:wps="http://schemas.microsoft.com/office/word/2010/wordprocessingShape" mc:Ignorable="w14 w15 w16se w16cid w16 w16cex w16sdtdh w16sdtfl w16du wp14">
+<w:numbering xmlns:wpc="http://schemas.microsoft.com/office/word/2010/wordprocessingCanvas" xmlns:cx="http://schemas.microsoft.com/office/drawing/2014/chartex" xmlns:cx1="http://schemas.microsoft.com/office/drawing/2015/9/8/chartex" xmlns:cx2="http://schemas.microsoft.com/office/drawing/2015/10/21/chartex" xmlns:cx3="http://schemas.microsoft.com/office/drawing/2016/5/9/chartex" xmlns:cx4="http://schemas.microsoft.com/office/drawing/2016/5/10/chartex" xmlns:cx5="http://schemas.microsoft.com/office/drawing/2016/5/11/chartex" xmlns:cx6="http://schemas.microsoft.com/office/drawing/2016/5/12/chartex" xmlns:cx7="http://schemas.microsoft.com/office/drawing/2016/5/13/chartex" xmlns:cx8="http://schemas.microsoft.com/office/drawing/2016/5/14/chartex" xmlns:mc="http://schemas.openxmlformats.org/markup-compatibility/2006" xmlns:aink="http://schemas.microsoft.com/office/drawing/2016/ink" xmlns:am3d="http://schemas.microsoft.com/office/drawing/2017/model3d" xmlns:o="urn:schemas-microsoft-com:office:office" xmlns:oel="http://schemas.microsoft.com/office/2019/extlst" xmlns:r="http://schemas.openxmlformats.org/officeDocument/2006/relationships" xmlns:m="http://schemas.openxmlformats.org/officeDocument/2006/math" xmlns:v="urn:schemas-microsoft-com:vml" xmlns:wp14="http://schemas.microsoft.com/office/word/2010/wordprocessingDrawing" xmlns:wp="http://schemas.openxmlformats.org/drawingml/2006/wordprocessingDrawing" xmlns:w10="urn:schemas-microsoft-com:office:word" xmlns:w="http://schemas.openxmlformats.org/wordprocessingml/2006/main" xmlns:w14="http://schemas.microsoft.com/office/word/2010/wordml" xmlns:w15="http://schemas.microsoft.com/office/word/2012/wordml" xmlns:w16cex="http://schemas.microsoft.com/office/word/2018/wordml/cex" xmlns:w16cid="http://schemas.microsoft.com/office/word/2016/wordml/cid" xmlns:w16="http://schemas.microsoft.com/office/word/2018/wordml" xmlns:w16sdtdh="http://schemas.microsoft.com/office/word/2020/wordml/sdtdatahash" xmlns:w16se="http://schemas.microsoft.com/office/word/2015/wordml/symex" xmlns:wpg="http://schemas.microsoft.com/office/word/2010/wordprocessingGroup" xmlns:wpi="http://schemas.microsoft.com/office/word/2010/wordprocessingInk" xmlns:wne="http://schemas.microsoft.com/office/word/2006/wordml" xmlns:wps="http://schemas.microsoft.com/office/word/2010/wordprocessingShape" mc:Ignorable="w14 w15 w16se w16cid w16 w16cex w16sdtdh wp14">
   <w:abstractNum w:abstractNumId="0" w15:restartNumberingAfterBreak="0">
     <w:nsid w:val="18AC27E7"/>
     <w:multiLevelType w:val="hybridMultilevel"/>
@@ -1491,7 +2236,7 @@
 </file>
 
 <file path=word/styles.xml><?xml version="1.0" encoding="utf-8"?>
-<w:styles xmlns:mc="http://schemas.openxmlformats.org/markup-compatibility/2006" xmlns:r="http://schemas.openxmlformats.org/officeDocument/2006/relationships" xmlns:w="http://schemas.openxmlformats.org/wordprocessingml/2006/main" xmlns:w14="http://schemas.microsoft.com/office/word/2010/wordml" xmlns:w15="http://schemas.microsoft.com/office/word/2012/wordml" xmlns:w16cex="http://schemas.microsoft.com/office/word/2018/wordml/cex" xmlns:w16cid="http://schemas.microsoft.com/office/word/2016/wordml/cid" xmlns:w16="http://schemas.microsoft.com/office/word/2018/wordml" xmlns:w16du="http://schemas.microsoft.com/office/word/2023/wordml/word16du" xmlns:w16sdtdh="http://schemas.microsoft.com/office/word/2020/wordml/sdtdatahash" xmlns:w16sdtfl="http://schemas.microsoft.com/office/word/2024/wordml/sdtformatlock" xmlns:w16se="http://schemas.microsoft.com/office/word/2015/wordml/symex" mc:Ignorable="w14 w15 w16se w16cid w16 w16cex w16sdtdh w16sdtfl w16du">
+<w:styles xmlns:mc="http://schemas.openxmlformats.org/markup-compatibility/2006" xmlns:r="http://schemas.openxmlformats.org/officeDocument/2006/relationships" xmlns:w="http://schemas.openxmlformats.org/wordprocessingml/2006/main" xmlns:w14="http://schemas.microsoft.com/office/word/2010/wordml" xmlns:w15="http://schemas.microsoft.com/office/word/2012/wordml" xmlns:w16cex="http://schemas.microsoft.com/office/word/2018/wordml/cex" xmlns:w16cid="http://schemas.microsoft.com/office/word/2016/wordml/cid" xmlns:w16="http://schemas.microsoft.com/office/word/2018/wordml" xmlns:w16sdtdh="http://schemas.microsoft.com/office/word/2020/wordml/sdtdatahash" xmlns:w16se="http://schemas.microsoft.com/office/word/2015/wordml/symex" mc:Ignorable="w14 w15 w16se w16cid w16 w16cex w16sdtdh">
   <w:docDefaults>
     <w:rPrDefault>
       <w:rPr>
@@ -2093,7 +2838,6 @@
   <w:style w:type="character" w:default="1" w:styleId="Fuentedeprrafopredeter">
     <w:name w:val="Default Paragraph Font"/>
     <w:uiPriority w:val="1"/>
-    <w:semiHidden/>
     <w:unhideWhenUsed/>
   </w:style>
   <w:style w:type="table" w:default="1" w:styleId="Tablanormal">
